--- a/Andre_Arias_Analytics_Engineer_Master.docx
+++ b/Andre_Arias_Analytics_Engineer_Master.docx
@@ -70,25 +70,7 @@
             <w:sz w:val="17"/>
             <w:szCs w:val="17"/>
           </w:rPr>
-          <w:t>linke</w:t>
-        </w:r>
-        <w:r>
-          <w:rPr>
-            <w:rStyle w:val="Hyperlink"/>
-            <w:rFonts w:ascii="Arial" w:eastAsia="Arial" w:hAnsi="Arial" w:cs="Arial"/>
-            <w:sz w:val="17"/>
-            <w:szCs w:val="17"/>
-          </w:rPr>
-          <w:t>d</w:t>
-        </w:r>
-        <w:r>
-          <w:rPr>
-            <w:rStyle w:val="Hyperlink"/>
-            <w:rFonts w:ascii="Arial" w:eastAsia="Arial" w:hAnsi="Arial" w:cs="Arial"/>
-            <w:sz w:val="17"/>
-            <w:szCs w:val="17"/>
-          </w:rPr>
-          <w:t>in.com/in/</w:t>
+          <w:t>linkedin.com/in/</w:t>
         </w:r>
         <w:proofErr w:type="spellStart"/>
         <w:r>
@@ -119,25 +101,7 @@
             <w:sz w:val="17"/>
             <w:szCs w:val="17"/>
           </w:rPr>
-          <w:t>andrebuilds.c</w:t>
-        </w:r>
-        <w:r>
-          <w:rPr>
-            <w:rStyle w:val="Hyperlink"/>
-            <w:rFonts w:ascii="Arial" w:eastAsia="Arial" w:hAnsi="Arial" w:cs="Arial"/>
-            <w:sz w:val="17"/>
-            <w:szCs w:val="17"/>
-          </w:rPr>
-          <w:t>o</w:t>
-        </w:r>
-        <w:r>
-          <w:rPr>
-            <w:rStyle w:val="Hyperlink"/>
-            <w:rFonts w:ascii="Arial" w:eastAsia="Arial" w:hAnsi="Arial" w:cs="Arial"/>
-            <w:sz w:val="17"/>
-            <w:szCs w:val="17"/>
-          </w:rPr>
-          <w:t>m</w:t>
+          <w:t>andrebuilds.com</w:t>
         </w:r>
       </w:hyperlink>
     </w:p>
@@ -805,7 +769,18 @@
           <w:sz w:val="21"/>
           <w:szCs w:val="21"/>
         </w:rPr>
-        <w:t>Ecommerce Specialist</w:t>
+        <w:t xml:space="preserve">Ecommerce </w:t>
+      </w:r>
+      <w:r>
+        <w:rPr>
+          <w:rFonts w:ascii="Arial" w:eastAsia="Arial" w:hAnsi="Arial" w:cs="Arial"/>
+          <w:b/>
+          <w:bCs/>
+          <w:color w:val="222222"/>
+          <w:sz w:val="21"/>
+          <w:szCs w:val="21"/>
+        </w:rPr>
+        <w:t>Analyst</w:t>
       </w:r>
       <w:r>
         <w:rPr>
@@ -814,7 +789,25 @@
           <w:sz w:val="21"/>
           <w:szCs w:val="21"/>
         </w:rPr>
-        <w:t xml:space="preserve">   |   Thule Group</w:t>
+        <w:t xml:space="preserve">  </w:t>
+      </w:r>
+      <w:r>
+        <w:rPr>
+          <w:rFonts w:ascii="Arial" w:eastAsia="Arial" w:hAnsi="Arial" w:cs="Arial"/>
+          <w:color w:val="1F3864"/>
+          <w:sz w:val="21"/>
+          <w:szCs w:val="21"/>
+        </w:rPr>
+        <w:t xml:space="preserve"> </w:t>
+      </w:r>
+      <w:r>
+        <w:rPr>
+          <w:rFonts w:ascii="Arial" w:eastAsia="Arial" w:hAnsi="Arial" w:cs="Arial"/>
+          <w:color w:val="1F3864"/>
+          <w:sz w:val="21"/>
+          <w:szCs w:val="21"/>
+        </w:rPr>
+        <w:t>|   Thule Group</w:t>
       </w:r>
     </w:p>
     <w:p>
@@ -884,7 +877,18 @@
           <w:sz w:val="21"/>
           <w:szCs w:val="21"/>
         </w:rPr>
-        <w:t>Ecommerce Content &amp; Production Associate</w:t>
+        <w:t xml:space="preserve">Ecommerce </w:t>
+      </w:r>
+      <w:r>
+        <w:rPr>
+          <w:rFonts w:ascii="Arial" w:eastAsia="Arial" w:hAnsi="Arial" w:cs="Arial"/>
+          <w:b/>
+          <w:bCs/>
+          <w:color w:val="222222"/>
+          <w:sz w:val="21"/>
+          <w:szCs w:val="21"/>
+        </w:rPr>
+        <w:t>Data Analyst</w:t>
       </w:r>
       <w:r>
         <w:rPr>
